--- a/Lab3/Алгоритмы.docx
+++ b/Lab3/Алгоритмы.docx
@@ -855,32 +855,13 @@
         <w:t>и 5</w:t>
       </w:r>
     </w:p>
+    <w:p/>
     <w:p>
-      <w:pPr>
-        <w:rPr>
-          <w:lang w:val="en-US"/>
-        </w:rPr>
-      </w:pPr>
-      <w:r>
-        <w:t xml:space="preserve">Проверяем, является ли число </w:t>
-      </w:r>
-      <w:r>
-        <w:t>6</w:t>
-      </w:r>
-      <w:r>
-        <w:t xml:space="preserve"> первообразным корнем по модулю </w:t>
-      </w:r>
-      <w:r>
-        <w:rPr>
-          <w:lang w:val="en-US"/>
-        </w:rPr>
-        <w:t>41</w:t>
-      </w:r>
-      <w:r>
-        <w:rPr>
-          <w:lang w:val="en-US"/>
-        </w:rPr>
-        <w:t>:</w:t>
+      <w:r>
+        <w:t xml:space="preserve">Проверяем, является ли число 2 первообразным корнем по модулю </w:t>
+      </w:r>
+      <w:r>
+        <w:t>41:</w:t>
       </w:r>
     </w:p>
     <w:p>
@@ -889,16 +870,66 @@
           <w:lang w:val="en-US"/>
         </w:rPr>
       </w:pPr>
+      <w:r>
+        <w:t>2</w:t>
+      </w:r>
+      <w:r>
+        <w:rPr>
+          <w:vertAlign w:val="superscript"/>
+        </w:rPr>
+        <w:t>40/2</w:t>
+      </w:r>
+      <w:r>
+        <w:t xml:space="preserve"> </w:t>
+      </w:r>
+      <w:r>
+        <w:rPr>
+          <w:lang w:val="en-US"/>
+        </w:rPr>
+        <w:t>mod</w:t>
+      </w:r>
+      <w:r>
+        <w:t xml:space="preserve"> 41 = 2</w:t>
+      </w:r>
+      <w:r>
+        <w:rPr>
+          <w:vertAlign w:val="superscript"/>
+        </w:rPr>
+        <w:t>20</w:t>
+      </w:r>
+      <w:r>
+        <w:t xml:space="preserve"> </w:t>
+      </w:r>
+      <w:r>
+        <w:rPr>
+          <w:lang w:val="en-US"/>
+        </w:rPr>
+        <w:t>mod</w:t>
+      </w:r>
+      <w:r>
+        <w:t xml:space="preserve"> 41 = </w:t>
+      </w:r>
+      <w:r>
+        <w:rPr>
+          <w:lang w:val="en-US"/>
+        </w:rPr>
+        <w:t>1</w:t>
+      </w:r>
     </w:p>
     <w:p>
-      <w:r>
-        <w:t>6</w:t>
+      <w:pPr>
+        <w:rPr>
+          <w:lang w:val="en-US"/>
+        </w:rPr>
+      </w:pPr>
+      <w:r>
+        <w:t>2</w:t>
       </w:r>
       <w:r>
         <w:rPr>
           <w:vertAlign w:val="superscript"/>
         </w:rPr>
-        <w:t>40/2</w:t>
+        <w:t>40/5</w:t>
       </w:r>
       <w:r>
         <w:t xml:space="preserve"> </w:t>
@@ -910,81 +941,51 @@
         <w:t>mod</w:t>
       </w:r>
       <w:r>
+        <w:t xml:space="preserve"> 41 = 2</w:t>
+      </w:r>
+      <w:r>
+        <w:rPr>
+          <w:vertAlign w:val="superscript"/>
+        </w:rPr>
+        <w:t>8</w:t>
+      </w:r>
+      <w:r>
+        <w:t xml:space="preserve"> </w:t>
+      </w:r>
+      <w:r>
+        <w:rPr>
+          <w:lang w:val="en-US"/>
+        </w:rPr>
+        <w:t>mod</w:t>
+      </w:r>
+      <w:r>
         <w:t xml:space="preserve"> 41 = </w:t>
       </w:r>
       <w:r>
-        <w:t>6</w:t>
-      </w:r>
-      <w:r>
-        <w:rPr>
-          <w:vertAlign w:val="superscript"/>
-        </w:rPr>
-        <w:t>20</w:t>
-      </w:r>
-      <w:r>
-        <w:t xml:space="preserve"> </w:t>
-      </w:r>
-      <w:r>
-        <w:rPr>
-          <w:lang w:val="en-US"/>
-        </w:rPr>
-        <w:t>mod</w:t>
-      </w:r>
-      <w:r>
-        <w:t xml:space="preserve"> 41</w:t>
-      </w:r>
-      <w:r>
-        <w:t xml:space="preserve"> </w:t>
-      </w:r>
-      <w:r>
-        <w:t xml:space="preserve">= </w:t>
-      </w:r>
-      <w:r>
-        <w:t>40</w:t>
+        <w:rPr>
+          <w:lang w:val="en-US"/>
+        </w:rPr>
+        <w:t>10</w:t>
       </w:r>
     </w:p>
     <w:p>
       <w:r>
-        <w:t>6</w:t>
-      </w:r>
-      <w:r>
-        <w:rPr>
-          <w:vertAlign w:val="superscript"/>
-        </w:rPr>
-        <w:t>40/5</w:t>
-      </w:r>
-      <w:r>
-        <w:t xml:space="preserve"> </w:t>
-      </w:r>
-      <w:r>
-        <w:rPr>
-          <w:lang w:val="en-US"/>
-        </w:rPr>
-        <w:t>mod</w:t>
-      </w:r>
-      <w:r>
-        <w:t xml:space="preserve"> 41 = </w:t>
-      </w:r>
-      <w:r>
-        <w:t>6</w:t>
-      </w:r>
-      <w:r>
-        <w:rPr>
-          <w:vertAlign w:val="superscript"/>
-        </w:rPr>
-        <w:t>8</w:t>
-      </w:r>
-      <w:r>
-        <w:t xml:space="preserve"> </w:t>
-      </w:r>
-      <w:r>
-        <w:rPr>
-          <w:lang w:val="en-US"/>
-        </w:rPr>
-        <w:t>mod</w:t>
-      </w:r>
-      <w:r>
-        <w:t xml:space="preserve"> 41 = 10</w:t>
+        <w:t>Число 2 не является первообразным корнем по модулю 41</w:t>
+      </w:r>
+    </w:p>
+    <w:p/>
+    <w:p>
+      <w:r>
+        <w:t xml:space="preserve">Проверяем, является ли число </w:t>
+      </w:r>
+      <w:r>
+        <w:t>3</w:t>
+      </w:r>
+      <w:r>
+        <w:t xml:space="preserve"> первообразным корнем по модулю </w:t>
+      </w:r>
+      <w:r>
+        <w:t>41:</w:t>
       </w:r>
     </w:p>
     <w:p>
@@ -994,16 +995,52 @@
         </w:rPr>
       </w:pPr>
       <w:r>
-        <w:t xml:space="preserve">Число 6 является </w:t>
-      </w:r>
-      <w:r>
-        <w:t xml:space="preserve">первообразным </w:t>
-      </w:r>
-      <w:r>
-        <w:t xml:space="preserve">корнем </w:t>
-      </w:r>
-      <w:r>
-        <w:t>по модулю 41</w:t>
+        <w:t>3</w:t>
+      </w:r>
+      <w:r>
+        <w:rPr>
+          <w:vertAlign w:val="superscript"/>
+        </w:rPr>
+        <w:t>40/2</w:t>
+      </w:r>
+      <w:r>
+        <w:t xml:space="preserve"> </w:t>
+      </w:r>
+      <w:r>
+        <w:rPr>
+          <w:lang w:val="en-US"/>
+        </w:rPr>
+        <w:t>mod</w:t>
+      </w:r>
+      <w:r>
+        <w:t xml:space="preserve"> 41 = </w:t>
+      </w:r>
+      <w:r>
+        <w:t>3</w:t>
+      </w:r>
+      <w:r>
+        <w:rPr>
+          <w:vertAlign w:val="superscript"/>
+        </w:rPr>
+        <w:t>20</w:t>
+      </w:r>
+      <w:r>
+        <w:t xml:space="preserve"> </w:t>
+      </w:r>
+      <w:r>
+        <w:rPr>
+          <w:lang w:val="en-US"/>
+        </w:rPr>
+        <w:t>mod</w:t>
+      </w:r>
+      <w:r>
+        <w:t xml:space="preserve"> 41 = </w:t>
+      </w:r>
+      <w:r>
+        <w:rPr>
+          <w:lang w:val="en-US"/>
+        </w:rPr>
+        <w:t>40</w:t>
       </w:r>
     </w:p>
     <w:p>
@@ -1012,85 +1049,531 @@
           <w:lang w:val="en-US"/>
         </w:rPr>
       </w:pPr>
+      <w:r>
+        <w:t>3</w:t>
+      </w:r>
+      <w:r>
+        <w:rPr>
+          <w:vertAlign w:val="superscript"/>
+        </w:rPr>
+        <w:t>40/5</w:t>
+      </w:r>
+      <w:r>
+        <w:t xml:space="preserve"> </w:t>
+      </w:r>
+      <w:r>
+        <w:rPr>
+          <w:lang w:val="en-US"/>
+        </w:rPr>
+        <w:t>mod</w:t>
+      </w:r>
+      <w:r>
+        <w:t xml:space="preserve"> 41 = </w:t>
+      </w:r>
+      <w:r>
+        <w:t>3</w:t>
+      </w:r>
+      <w:r>
+        <w:rPr>
+          <w:vertAlign w:val="superscript"/>
+        </w:rPr>
+        <w:t>8</w:t>
+      </w:r>
+      <w:r>
+        <w:t xml:space="preserve"> </w:t>
+      </w:r>
+      <w:r>
+        <w:rPr>
+          <w:lang w:val="en-US"/>
+        </w:rPr>
+        <w:t>mod</w:t>
+      </w:r>
+      <w:r>
+        <w:t xml:space="preserve"> 41 = </w:t>
+      </w:r>
+      <w:r>
+        <w:rPr>
+          <w:lang w:val="en-US"/>
+        </w:rPr>
+        <w:t>1</w:t>
+      </w:r>
     </w:p>
     <w:p>
       <w:r>
-        <w:t>Е</w:t>
-      </w:r>
-      <w:r>
-        <w:t>сли g — первообразный корень, то g</w:t>
-      </w:r>
-      <w:r>
-        <w:rPr>
-          <w:vertAlign w:val="superscript"/>
-          <w:lang w:val="en-US"/>
-        </w:rPr>
-        <w:t>k</w:t>
-      </w:r>
-      <w:r>
-        <w:t xml:space="preserve"> </w:t>
-      </w:r>
-      <w:r>
-        <w:rPr>
-          <w:lang w:val="en-US"/>
-        </w:rPr>
-        <w:t>mod</w:t>
-      </w:r>
-      <w:r>
-        <w:t xml:space="preserve"> p также будет первообразным корнем для всех k, которые взаимно просты с p-1 (то есть </w:t>
-      </w:r>
-      <w:r>
-        <w:t>(</w:t>
-      </w:r>
-      <w:r>
-        <w:t>НОД</w:t>
-      </w:r>
-      <w:r>
-        <w:t>)</w:t>
-      </w:r>
-      <w:r>
-        <w:t xml:space="preserve"> </w:t>
-      </w:r>
-      <w:r>
-        <w:t xml:space="preserve">(k, </w:t>
-      </w:r>
-      <w:r>
-        <w:t>40</w:t>
-      </w:r>
-      <w:r>
-        <w:t>) = 1).</w:t>
+        <w:t>Число 2 не является первообразным корнем по модулю 41</w:t>
+      </w:r>
+    </w:p>
+    <w:p/>
+    <w:p>
+      <w:r>
+        <w:t xml:space="preserve">Проверяем, является ли число </w:t>
+      </w:r>
+      <w:r>
+        <w:t>4</w:t>
+      </w:r>
+      <w:r>
+        <w:t xml:space="preserve"> первообразным корнем по модулю </w:t>
+      </w:r>
+      <w:r>
+        <w:t>41:</w:t>
       </w:r>
     </w:p>
     <w:p>
-      <w:r>
-        <w:t>Взаимно</w:t>
+      <w:pPr>
+        <w:rPr>
+          <w:lang w:val="en-US"/>
+        </w:rPr>
+      </w:pPr>
+      <w:r>
+        <w:t>4</w:t>
+      </w:r>
+      <w:r>
+        <w:rPr>
+          <w:vertAlign w:val="superscript"/>
+        </w:rPr>
+        <w:t>40/2</w:t>
       </w:r>
       <w:r>
         <w:t xml:space="preserve"> </w:t>
       </w:r>
       <w:r>
-        <w:t xml:space="preserve">простые числа с </w:t>
-      </w:r>
-      <w:r>
-        <w:t>40</w:t>
-      </w:r>
-      <w:r>
-        <w:t xml:space="preserve">: </w:t>
-      </w:r>
-      <w:r>
-        <w:t xml:space="preserve">1, </w:t>
-      </w:r>
-      <w:r>
-        <w:t>3</w:t>
-      </w:r>
-      <w:r>
-        <w:t>, 7, 9, 11, 13, 17, 19, 21, 23, 27, 29, 31, 33, 37, 39</w:t>
-      </w:r>
-      <w:r>
-        <w:t>.</w:t>
+        <w:rPr>
+          <w:lang w:val="en-US"/>
+        </w:rPr>
+        <w:t>mod</w:t>
+      </w:r>
+      <w:r>
+        <w:t xml:space="preserve"> 41 = </w:t>
+      </w:r>
+      <w:r>
+        <w:t>4</w:t>
+      </w:r>
+      <w:r>
+        <w:rPr>
+          <w:vertAlign w:val="superscript"/>
+        </w:rPr>
+        <w:t>20</w:t>
+      </w:r>
+      <w:r>
+        <w:t xml:space="preserve"> </w:t>
+      </w:r>
+      <w:r>
+        <w:rPr>
+          <w:lang w:val="en-US"/>
+        </w:rPr>
+        <w:t>mod</w:t>
+      </w:r>
+      <w:r>
+        <w:t xml:space="preserve"> 41 = </w:t>
+      </w:r>
+      <w:r>
+        <w:rPr>
+          <w:lang w:val="en-US"/>
+        </w:rPr>
+        <w:t>1</w:t>
+      </w:r>
+    </w:p>
+    <w:p>
+      <w:pPr>
+        <w:rPr>
+          <w:lang w:val="en-US"/>
+        </w:rPr>
+      </w:pPr>
+      <w:r>
+        <w:t>4</w:t>
+      </w:r>
+      <w:r>
+        <w:rPr>
+          <w:vertAlign w:val="superscript"/>
+        </w:rPr>
+        <w:t>40/5</w:t>
+      </w:r>
+      <w:r>
+        <w:t xml:space="preserve"> </w:t>
+      </w:r>
+      <w:r>
+        <w:rPr>
+          <w:lang w:val="en-US"/>
+        </w:rPr>
+        <w:t>mod</w:t>
+      </w:r>
+      <w:r>
+        <w:t xml:space="preserve"> 41 = </w:t>
+      </w:r>
+      <w:r>
+        <w:t>4</w:t>
+      </w:r>
+      <w:r>
+        <w:rPr>
+          <w:vertAlign w:val="superscript"/>
+        </w:rPr>
+        <w:t>8</w:t>
+      </w:r>
+      <w:r>
+        <w:t xml:space="preserve"> </w:t>
+      </w:r>
+      <w:r>
+        <w:rPr>
+          <w:lang w:val="en-US"/>
+        </w:rPr>
+        <w:t>mod</w:t>
+      </w:r>
+      <w:r>
+        <w:t xml:space="preserve"> 41 = </w:t>
+      </w:r>
+      <w:r>
+        <w:rPr>
+          <w:lang w:val="en-US"/>
+        </w:rPr>
+        <w:t>18</w:t>
+      </w:r>
+    </w:p>
+    <w:p>
+      <w:r>
+        <w:t>Число 2 не является первообразным корнем по модулю 41</w:t>
       </w:r>
     </w:p>
     <w:p/>
+    <w:p>
+      <w:r>
+        <w:t xml:space="preserve">Проверяем, является ли число </w:t>
+      </w:r>
+      <w:r>
+        <w:t>5</w:t>
+      </w:r>
+      <w:r>
+        <w:t xml:space="preserve"> первообразным корнем по модулю </w:t>
+      </w:r>
+      <w:r>
+        <w:t>41:</w:t>
+      </w:r>
+    </w:p>
+    <w:p>
+      <w:pPr>
+        <w:rPr>
+          <w:lang w:val="en-US"/>
+        </w:rPr>
+      </w:pPr>
+      <w:r>
+        <w:t>5</w:t>
+      </w:r>
+      <w:r>
+        <w:rPr>
+          <w:vertAlign w:val="superscript"/>
+        </w:rPr>
+        <w:t>40/2</w:t>
+      </w:r>
+      <w:r>
+        <w:t xml:space="preserve"> </w:t>
+      </w:r>
+      <w:r>
+        <w:rPr>
+          <w:lang w:val="en-US"/>
+        </w:rPr>
+        <w:t>mod</w:t>
+      </w:r>
+      <w:r>
+        <w:t xml:space="preserve"> 41 = </w:t>
+      </w:r>
+      <w:r>
+        <w:t>5</w:t>
+      </w:r>
+      <w:r>
+        <w:rPr>
+          <w:vertAlign w:val="superscript"/>
+        </w:rPr>
+        <w:t>20</w:t>
+      </w:r>
+      <w:r>
+        <w:t xml:space="preserve"> </w:t>
+      </w:r>
+      <w:r>
+        <w:rPr>
+          <w:lang w:val="en-US"/>
+        </w:rPr>
+        <w:t>mod</w:t>
+      </w:r>
+      <w:r>
+        <w:t xml:space="preserve"> 41 = </w:t>
+      </w:r>
+      <w:r>
+        <w:rPr>
+          <w:lang w:val="en-US"/>
+        </w:rPr>
+        <w:t>1</w:t>
+      </w:r>
+    </w:p>
+    <w:p>
+      <w:pPr>
+        <w:rPr>
+          <w:lang w:val="en-US"/>
+        </w:rPr>
+      </w:pPr>
+      <w:r>
+        <w:t>2</w:t>
+      </w:r>
+      <w:r>
+        <w:rPr>
+          <w:vertAlign w:val="superscript"/>
+        </w:rPr>
+        <w:t>40/5</w:t>
+      </w:r>
+      <w:r>
+        <w:t xml:space="preserve"> </w:t>
+      </w:r>
+      <w:r>
+        <w:rPr>
+          <w:lang w:val="en-US"/>
+        </w:rPr>
+        <w:t>mod</w:t>
+      </w:r>
+      <w:r>
+        <w:t xml:space="preserve"> 41 = 2</w:t>
+      </w:r>
+      <w:r>
+        <w:rPr>
+          <w:vertAlign w:val="superscript"/>
+        </w:rPr>
+        <w:t>8</w:t>
+      </w:r>
+      <w:r>
+        <w:t xml:space="preserve"> </w:t>
+      </w:r>
+      <w:r>
+        <w:rPr>
+          <w:lang w:val="en-US"/>
+        </w:rPr>
+        <w:t>mod</w:t>
+      </w:r>
+      <w:r>
+        <w:t xml:space="preserve"> 41 = </w:t>
+      </w:r>
+      <w:r>
+        <w:rPr>
+          <w:lang w:val="en-US"/>
+        </w:rPr>
+        <w:t>18</w:t>
+      </w:r>
+    </w:p>
+    <w:p>
+      <w:r>
+        <w:t xml:space="preserve">Число </w:t>
+      </w:r>
+      <w:r>
+        <w:t>5</w:t>
+      </w:r>
+      <w:r>
+        <w:t xml:space="preserve"> не является первообразным корнем по модулю 41</w:t>
+      </w:r>
+    </w:p>
+    <w:p/>
+    <w:p>
+      <w:r>
+        <w:t xml:space="preserve">Проверяем, является ли число </w:t>
+      </w:r>
+      <w:r>
+        <w:t>6</w:t>
+      </w:r>
+      <w:r>
+        <w:t xml:space="preserve"> первообразным корнем по модулю </w:t>
+      </w:r>
+      <w:r>
+        <w:t>41</w:t>
+      </w:r>
+      <w:r>
+        <w:t>:</w:t>
+      </w:r>
+    </w:p>
+    <w:p>
+      <w:r>
+        <w:t>6</w:t>
+      </w:r>
+      <w:r>
+        <w:rPr>
+          <w:vertAlign w:val="superscript"/>
+        </w:rPr>
+        <w:t>40/2</w:t>
+      </w:r>
+      <w:r>
+        <w:t xml:space="preserve"> </w:t>
+      </w:r>
+      <w:r>
+        <w:rPr>
+          <w:lang w:val="en-US"/>
+        </w:rPr>
+        <w:t>mod</w:t>
+      </w:r>
+      <w:r>
+        <w:t xml:space="preserve"> 41 = </w:t>
+      </w:r>
+      <w:r>
+        <w:t>6</w:t>
+      </w:r>
+      <w:r>
+        <w:rPr>
+          <w:vertAlign w:val="superscript"/>
+        </w:rPr>
+        <w:t>20</w:t>
+      </w:r>
+      <w:r>
+        <w:t xml:space="preserve"> </w:t>
+      </w:r>
+      <w:r>
+        <w:rPr>
+          <w:lang w:val="en-US"/>
+        </w:rPr>
+        <w:t>mod</w:t>
+      </w:r>
+      <w:r>
+        <w:t xml:space="preserve"> 41</w:t>
+      </w:r>
+      <w:r>
+        <w:t xml:space="preserve"> </w:t>
+      </w:r>
+      <w:r>
+        <w:t xml:space="preserve">= </w:t>
+      </w:r>
+      <w:r>
+        <w:t>40</w:t>
+      </w:r>
+    </w:p>
+    <w:p>
+      <w:r>
+        <w:t>6</w:t>
+      </w:r>
+      <w:r>
+        <w:rPr>
+          <w:vertAlign w:val="superscript"/>
+        </w:rPr>
+        <w:t>40/5</w:t>
+      </w:r>
+      <w:r>
+        <w:t xml:space="preserve"> </w:t>
+      </w:r>
+      <w:r>
+        <w:rPr>
+          <w:lang w:val="en-US"/>
+        </w:rPr>
+        <w:t>mod</w:t>
+      </w:r>
+      <w:r>
+        <w:t xml:space="preserve"> 41 = </w:t>
+      </w:r>
+      <w:r>
+        <w:t>6</w:t>
+      </w:r>
+      <w:r>
+        <w:rPr>
+          <w:vertAlign w:val="superscript"/>
+        </w:rPr>
+        <w:t>8</w:t>
+      </w:r>
+      <w:r>
+        <w:t xml:space="preserve"> </w:t>
+      </w:r>
+      <w:r>
+        <w:rPr>
+          <w:lang w:val="en-US"/>
+        </w:rPr>
+        <w:t>mod</w:t>
+      </w:r>
+      <w:r>
+        <w:t xml:space="preserve"> 41 = 10</w:t>
+      </w:r>
+    </w:p>
+    <w:p>
+      <w:r>
+        <w:t xml:space="preserve">Число 6 является </w:t>
+      </w:r>
+      <w:r>
+        <w:t xml:space="preserve">первообразным </w:t>
+      </w:r>
+      <w:r>
+        <w:t xml:space="preserve">корнем </w:t>
+      </w:r>
+      <w:r>
+        <w:t>по модулю 41</w:t>
+      </w:r>
+    </w:p>
+    <w:p/>
+    <w:p>
+      <w:r>
+        <w:lastRenderedPageBreak/>
+        <w:t>Е</w:t>
+      </w:r>
+      <w:r>
+        <w:t>сли g — первообразный корень, то g</w:t>
+      </w:r>
+      <w:r>
+        <w:rPr>
+          <w:vertAlign w:val="superscript"/>
+          <w:lang w:val="en-US"/>
+        </w:rPr>
+        <w:t>k</w:t>
+      </w:r>
+      <w:r>
+        <w:t xml:space="preserve"> </w:t>
+      </w:r>
+      <w:r>
+        <w:rPr>
+          <w:lang w:val="en-US"/>
+        </w:rPr>
+        <w:t>mod</w:t>
+      </w:r>
+      <w:r>
+        <w:t xml:space="preserve"> p также будет первообразным корнем для всех k, которые взаимно просты с p-1 (то есть </w:t>
+      </w:r>
+      <w:r>
+        <w:t>(</w:t>
+      </w:r>
+      <w:r>
+        <w:t>НОД</w:t>
+      </w:r>
+      <w:r>
+        <w:t>)</w:t>
+      </w:r>
+      <w:r>
+        <w:t xml:space="preserve"> </w:t>
+      </w:r>
+      <w:r>
+        <w:t xml:space="preserve">(k, </w:t>
+      </w:r>
+      <w:r>
+        <w:t>40</w:t>
+      </w:r>
+      <w:r>
+        <w:t>) = 1).</w:t>
+      </w:r>
+    </w:p>
+    <w:p>
+      <w:r>
+        <w:t>Взаимно</w:t>
+      </w:r>
+      <w:r>
+        <w:t xml:space="preserve"> </w:t>
+      </w:r>
+      <w:r>
+        <w:t xml:space="preserve">простые числа с </w:t>
+      </w:r>
+      <w:r>
+        <w:t>40</w:t>
+      </w:r>
+      <w:r>
+        <w:t xml:space="preserve">: </w:t>
+      </w:r>
+      <w:r>
+        <w:t xml:space="preserve">1, </w:t>
+      </w:r>
+      <w:r>
+        <w:t>3</w:t>
+      </w:r>
+      <w:r>
+        <w:t>, 7, 9, 11, 13, 17, 19, 21, 23, 27, 29, 31, 33, 37, 39</w:t>
+      </w:r>
+      <w:r>
+        <w:t>.</w:t>
+      </w:r>
+    </w:p>
     <w:p/>
     <w:p>
       <w:pPr>
@@ -1772,7 +2255,6 @@
               <w:rPr>
                 <w:lang w:val="en-US"/>
               </w:rPr>
-              <w:lastRenderedPageBreak/>
               <w:t xml:space="preserve">k = </w:t>
             </w:r>
             <w:r>
@@ -2086,6 +2568,11 @@
     </w:p>
     <w:p/>
     <w:p>
+      <w:pPr>
+        <w:rPr>
+          <w:lang w:val="en-US"/>
+        </w:rPr>
+      </w:pPr>
       <w:r>
         <w:rPr>
           <w:lang w:val="en-US"/>
@@ -2095,10 +2582,14 @@
       <w:r>
         <w:rPr>
           <w:vertAlign w:val="subscript"/>
+          <w:lang w:val="en-US"/>
         </w:rPr>
         <w:t>1</w:t>
       </w:r>
       <w:r>
+        <w:rPr>
+          <w:lang w:val="en-US"/>
+        </w:rPr>
         <w:t xml:space="preserve"> * </w:t>
       </w:r>
       <w:r>
@@ -2108,6 +2599,9 @@
         <w:t>a</w:t>
       </w:r>
       <w:r>
+        <w:rPr>
+          <w:lang w:val="en-US"/>
+        </w:rPr>
         <w:t xml:space="preserve"> + </w:t>
       </w:r>
       <w:r>
@@ -2119,10 +2613,14 @@
       <w:r>
         <w:rPr>
           <w:vertAlign w:val="subscript"/>
+          <w:lang w:val="en-US"/>
         </w:rPr>
         <w:t>1</w:t>
       </w:r>
       <w:r>
+        <w:rPr>
+          <w:lang w:val="en-US"/>
+        </w:rPr>
         <w:t xml:space="preserve"> * </w:t>
       </w:r>
       <w:r>
@@ -2132,13 +2630,20 @@
         <w:t>b</w:t>
       </w:r>
       <w:r>
+        <w:rPr>
+          <w:lang w:val="en-US"/>
+        </w:rPr>
         <w:t xml:space="preserve"> = </w:t>
       </w:r>
-      <w:proofErr w:type="gramStart"/>
-      <w:r>
-        <w:t>НОД(</w:t>
-      </w:r>
-      <w:proofErr w:type="gramEnd"/>
+      <w:r>
+        <w:t>НОД</w:t>
+      </w:r>
+      <w:r>
+        <w:rPr>
+          <w:lang w:val="en-US"/>
+        </w:rPr>
+        <w:t>(</w:t>
+      </w:r>
       <w:r>
         <w:rPr>
           <w:lang w:val="en-US"/>
@@ -2146,6 +2651,9 @@
         <w:t>a</w:t>
       </w:r>
       <w:r>
+        <w:rPr>
+          <w:lang w:val="en-US"/>
+        </w:rPr>
         <w:t xml:space="preserve">, </w:t>
       </w:r>
       <w:r>
@@ -2154,11 +2662,12 @@
         </w:rPr>
         <w:t>b</w:t>
       </w:r>
-      <w:proofErr w:type="gramStart"/>
-      <w:r>
+      <w:r>
+        <w:rPr>
+          <w:lang w:val="en-US"/>
+        </w:rPr>
         <w:t xml:space="preserve">),   </w:t>
       </w:r>
-      <w:proofErr w:type="gramEnd"/>
       <w:r>
         <w:rPr>
           <w:lang w:val="en-US"/>
@@ -2166,12 +2675,21 @@
         <w:t>a</w:t>
       </w:r>
       <w:r>
+        <w:rPr>
+          <w:lang w:val="en-US"/>
+        </w:rPr>
         <w:t xml:space="preserve"> = </w:t>
       </w:r>
       <w:r>
+        <w:rPr>
+          <w:lang w:val="en-US"/>
+        </w:rPr>
         <w:t>599</w:t>
       </w:r>
       <w:r>
+        <w:rPr>
+          <w:lang w:val="en-US"/>
+        </w:rPr>
         <w:t xml:space="preserve">, </w:t>
       </w:r>
       <w:r>
@@ -2181,12 +2699,21 @@
         <w:t>b</w:t>
       </w:r>
       <w:r>
+        <w:rPr>
+          <w:lang w:val="en-US"/>
+        </w:rPr>
         <w:t xml:space="preserve"> = </w:t>
       </w:r>
       <w:r>
+        <w:rPr>
+          <w:lang w:val="en-US"/>
+        </w:rPr>
         <w:t>341</w:t>
       </w:r>
       <w:r>
+        <w:rPr>
+          <w:lang w:val="en-US"/>
+        </w:rPr>
         <w:t>, (</w:t>
       </w:r>
       <w:r>
@@ -2196,6 +2723,9 @@
         <w:t>a</w:t>
       </w:r>
       <w:r>
+        <w:rPr>
+          <w:lang w:val="en-US"/>
+        </w:rPr>
         <w:t xml:space="preserve">, </w:t>
       </w:r>
       <w:r>
@@ -2205,10 +2735,19 @@
         <w:t>b</w:t>
       </w:r>
       <w:r>
+        <w:rPr>
+          <w:lang w:val="en-US"/>
+        </w:rPr>
         <w:t>) = 1</w:t>
       </w:r>
     </w:p>
-    <w:p/>
+    <w:p>
+      <w:pPr>
+        <w:rPr>
+          <w:lang w:val="en-US"/>
+        </w:rPr>
+      </w:pPr>
+    </w:p>
     <w:tbl>
       <w:tblPr>
         <w:tblStyle w:val="a9"/>
@@ -3465,7 +4004,6 @@
         <w:docPartUnique/>
       </w:docPartObj>
     </w:sdtPr>
-    <w:sdtEndPr/>
     <w:sdtContent>
       <w:p>
         <w:pPr>

--- a/Lab3/Алгоритмы.docx
+++ b/Lab3/Алгоритмы.docx
@@ -989,11 +989,6 @@
       </w:r>
     </w:p>
     <w:p>
-      <w:pPr>
-        <w:rPr>
-          <w:lang w:val="en-US"/>
-        </w:rPr>
-      </w:pPr>
       <w:r>
         <w:t>3</w:t>
       </w:r>
@@ -1037,10 +1032,200 @@
         <w:t xml:space="preserve"> 41 = </w:t>
       </w:r>
       <w:r>
-        <w:rPr>
-          <w:lang w:val="en-US"/>
-        </w:rPr>
         <w:t>40</w:t>
+      </w:r>
+    </w:p>
+    <w:p>
+      <w:r>
+        <w:t>3</w:t>
+      </w:r>
+      <w:r>
+        <w:rPr>
+          <w:vertAlign w:val="superscript"/>
+        </w:rPr>
+        <w:t>40/5</w:t>
+      </w:r>
+      <w:r>
+        <w:t xml:space="preserve"> </w:t>
+      </w:r>
+      <w:r>
+        <w:rPr>
+          <w:lang w:val="en-US"/>
+        </w:rPr>
+        <w:t>mod</w:t>
+      </w:r>
+      <w:r>
+        <w:t xml:space="preserve"> 41 = </w:t>
+      </w:r>
+      <w:r>
+        <w:t>3</w:t>
+      </w:r>
+      <w:r>
+        <w:rPr>
+          <w:vertAlign w:val="superscript"/>
+        </w:rPr>
+        <w:t>8</w:t>
+      </w:r>
+      <w:r>
+        <w:t xml:space="preserve"> </w:t>
+      </w:r>
+      <w:r>
+        <w:rPr>
+          <w:lang w:val="en-US"/>
+        </w:rPr>
+        <w:t>mod</w:t>
+      </w:r>
+      <w:r>
+        <w:t xml:space="preserve"> 41 = </w:t>
+      </w:r>
+      <w:r>
+        <w:t>1</w:t>
+      </w:r>
+    </w:p>
+    <w:p>
+      <w:r>
+        <w:t xml:space="preserve">Число </w:t>
+      </w:r>
+      <w:r>
+        <w:t>3</w:t>
+      </w:r>
+      <w:r>
+        <w:t xml:space="preserve"> не является первообразным корнем по модулю 41</w:t>
+      </w:r>
+    </w:p>
+    <w:p/>
+    <w:p>
+      <w:r>
+        <w:t xml:space="preserve">Проверяем, является ли число </w:t>
+      </w:r>
+      <w:r>
+        <w:t>4</w:t>
+      </w:r>
+      <w:r>
+        <w:t xml:space="preserve"> первообразным корнем по модулю </w:t>
+      </w:r>
+      <w:r>
+        <w:t>41:</w:t>
+      </w:r>
+    </w:p>
+    <w:p>
+      <w:r>
+        <w:t>4</w:t>
+      </w:r>
+      <w:r>
+        <w:rPr>
+          <w:vertAlign w:val="superscript"/>
+        </w:rPr>
+        <w:t>40/2</w:t>
+      </w:r>
+      <w:r>
+        <w:t xml:space="preserve"> </w:t>
+      </w:r>
+      <w:r>
+        <w:rPr>
+          <w:lang w:val="en-US"/>
+        </w:rPr>
+        <w:t>mod</w:t>
+      </w:r>
+      <w:r>
+        <w:t xml:space="preserve"> 41 = </w:t>
+      </w:r>
+      <w:r>
+        <w:t>4</w:t>
+      </w:r>
+      <w:r>
+        <w:rPr>
+          <w:vertAlign w:val="superscript"/>
+        </w:rPr>
+        <w:t>20</w:t>
+      </w:r>
+      <w:r>
+        <w:t xml:space="preserve"> </w:t>
+      </w:r>
+      <w:r>
+        <w:rPr>
+          <w:lang w:val="en-US"/>
+        </w:rPr>
+        <w:t>mod</w:t>
+      </w:r>
+      <w:r>
+        <w:t xml:space="preserve"> 41 = </w:t>
+      </w:r>
+      <w:r>
+        <w:t>1</w:t>
+      </w:r>
+    </w:p>
+    <w:p>
+      <w:r>
+        <w:t>4</w:t>
+      </w:r>
+      <w:r>
+        <w:rPr>
+          <w:vertAlign w:val="superscript"/>
+        </w:rPr>
+        <w:t>40/5</w:t>
+      </w:r>
+      <w:r>
+        <w:t xml:space="preserve"> </w:t>
+      </w:r>
+      <w:r>
+        <w:rPr>
+          <w:lang w:val="en-US"/>
+        </w:rPr>
+        <w:t>mod</w:t>
+      </w:r>
+      <w:r>
+        <w:t xml:space="preserve"> 41 = </w:t>
+      </w:r>
+      <w:r>
+        <w:t>4</w:t>
+      </w:r>
+      <w:r>
+        <w:rPr>
+          <w:vertAlign w:val="superscript"/>
+        </w:rPr>
+        <w:t>8</w:t>
+      </w:r>
+      <w:r>
+        <w:t xml:space="preserve"> </w:t>
+      </w:r>
+      <w:r>
+        <w:rPr>
+          <w:lang w:val="en-US"/>
+        </w:rPr>
+        <w:t>mod</w:t>
+      </w:r>
+      <w:r>
+        <w:t xml:space="preserve"> 41 = </w:t>
+      </w:r>
+      <w:r>
+        <w:t>18</w:t>
+      </w:r>
+    </w:p>
+    <w:p>
+      <w:r>
+        <w:t xml:space="preserve">Число </w:t>
+      </w:r>
+      <w:r>
+        <w:t>4</w:t>
+      </w:r>
+      <w:r>
+        <w:t xml:space="preserve"> не является первообразным корнем по модулю 41</w:t>
+      </w:r>
+    </w:p>
+    <w:p/>
+    <w:p>
+      <w:r>
+        <w:t xml:space="preserve">Проверяем, является ли число </w:t>
+      </w:r>
+      <w:r>
+        <w:t>5</w:t>
+      </w:r>
+      <w:r>
+        <w:t xml:space="preserve"> первообразным корнем по модулю </w:t>
+      </w:r>
+      <w:r>
+        <w:t>41:</w:t>
       </w:r>
     </w:p>
     <w:p>
@@ -1050,13 +1235,13 @@
         </w:rPr>
       </w:pPr>
       <w:r>
-        <w:t>3</w:t>
+        <w:t>5</w:t>
       </w:r>
       <w:r>
         <w:rPr>
           <w:vertAlign w:val="superscript"/>
         </w:rPr>
-        <w:t>40/5</w:t>
+        <w:t>40/2</w:t>
       </w:r>
       <w:r>
         <w:t xml:space="preserve"> </w:t>
@@ -1071,13 +1256,13 @@
         <w:t xml:space="preserve"> 41 = </w:t>
       </w:r>
       <w:r>
-        <w:t>3</w:t>
+        <w:t>5</w:t>
       </w:r>
       <w:r>
         <w:rPr>
           <w:vertAlign w:val="superscript"/>
         </w:rPr>
-        <w:t>8</w:t>
+        <w:t>20</w:t>
       </w:r>
       <w:r>
         <w:t xml:space="preserve"> </w:t>
@@ -1096,26 +1281,6 @@
           <w:lang w:val="en-US"/>
         </w:rPr>
         <w:t>1</w:t>
-      </w:r>
-    </w:p>
-    <w:p>
-      <w:r>
-        <w:t>Число 2 не является первообразным корнем по модулю 41</w:t>
-      </w:r>
-    </w:p>
-    <w:p/>
-    <w:p>
-      <w:r>
-        <w:t xml:space="preserve">Проверяем, является ли число </w:t>
-      </w:r>
-      <w:r>
-        <w:t>4</w:t>
-      </w:r>
-      <w:r>
-        <w:t xml:space="preserve"> первообразным корнем по модулю </w:t>
-      </w:r>
-      <w:r>
-        <w:t>41:</w:t>
       </w:r>
     </w:p>
     <w:p>
@@ -1125,13 +1290,13 @@
         </w:rPr>
       </w:pPr>
       <w:r>
-        <w:t>4</w:t>
+        <w:t>5</w:t>
       </w:r>
       <w:r>
         <w:rPr>
           <w:vertAlign w:val="superscript"/>
         </w:rPr>
-        <w:t>40/2</w:t>
+        <w:t>40/5</w:t>
       </w:r>
       <w:r>
         <w:t xml:space="preserve"> </w:t>
@@ -1146,189 +1311,7 @@
         <w:t xml:space="preserve"> 41 = </w:t>
       </w:r>
       <w:r>
-        <w:t>4</w:t>
-      </w:r>
-      <w:r>
-        <w:rPr>
-          <w:vertAlign w:val="superscript"/>
-        </w:rPr>
-        <w:t>20</w:t>
-      </w:r>
-      <w:r>
-        <w:t xml:space="preserve"> </w:t>
-      </w:r>
-      <w:r>
-        <w:rPr>
-          <w:lang w:val="en-US"/>
-        </w:rPr>
-        <w:t>mod</w:t>
-      </w:r>
-      <w:r>
-        <w:t xml:space="preserve"> 41 = </w:t>
-      </w:r>
-      <w:r>
-        <w:rPr>
-          <w:lang w:val="en-US"/>
-        </w:rPr>
-        <w:t>1</w:t>
-      </w:r>
-    </w:p>
-    <w:p>
-      <w:pPr>
-        <w:rPr>
-          <w:lang w:val="en-US"/>
-        </w:rPr>
-      </w:pPr>
-      <w:r>
-        <w:t>4</w:t>
-      </w:r>
-      <w:r>
-        <w:rPr>
-          <w:vertAlign w:val="superscript"/>
-        </w:rPr>
-        <w:t>40/5</w:t>
-      </w:r>
-      <w:r>
-        <w:t xml:space="preserve"> </w:t>
-      </w:r>
-      <w:r>
-        <w:rPr>
-          <w:lang w:val="en-US"/>
-        </w:rPr>
-        <w:t>mod</w:t>
-      </w:r>
-      <w:r>
-        <w:t xml:space="preserve"> 41 = </w:t>
-      </w:r>
-      <w:r>
-        <w:t>4</w:t>
-      </w:r>
-      <w:r>
-        <w:rPr>
-          <w:vertAlign w:val="superscript"/>
-        </w:rPr>
-        <w:t>8</w:t>
-      </w:r>
-      <w:r>
-        <w:t xml:space="preserve"> </w:t>
-      </w:r>
-      <w:r>
-        <w:rPr>
-          <w:lang w:val="en-US"/>
-        </w:rPr>
-        <w:t>mod</w:t>
-      </w:r>
-      <w:r>
-        <w:t xml:space="preserve"> 41 = </w:t>
-      </w:r>
-      <w:r>
-        <w:rPr>
-          <w:lang w:val="en-US"/>
-        </w:rPr>
-        <w:t>18</w:t>
-      </w:r>
-    </w:p>
-    <w:p>
-      <w:r>
-        <w:t>Число 2 не является первообразным корнем по модулю 41</w:t>
-      </w:r>
-    </w:p>
-    <w:p/>
-    <w:p>
-      <w:r>
-        <w:t xml:space="preserve">Проверяем, является ли число </w:t>
-      </w:r>
-      <w:r>
         <w:t>5</w:t>
-      </w:r>
-      <w:r>
-        <w:t xml:space="preserve"> первообразным корнем по модулю </w:t>
-      </w:r>
-      <w:r>
-        <w:t>41:</w:t>
-      </w:r>
-    </w:p>
-    <w:p>
-      <w:pPr>
-        <w:rPr>
-          <w:lang w:val="en-US"/>
-        </w:rPr>
-      </w:pPr>
-      <w:r>
-        <w:t>5</w:t>
-      </w:r>
-      <w:r>
-        <w:rPr>
-          <w:vertAlign w:val="superscript"/>
-        </w:rPr>
-        <w:t>40/2</w:t>
-      </w:r>
-      <w:r>
-        <w:t xml:space="preserve"> </w:t>
-      </w:r>
-      <w:r>
-        <w:rPr>
-          <w:lang w:val="en-US"/>
-        </w:rPr>
-        <w:t>mod</w:t>
-      </w:r>
-      <w:r>
-        <w:t xml:space="preserve"> 41 = </w:t>
-      </w:r>
-      <w:r>
-        <w:t>5</w:t>
-      </w:r>
-      <w:r>
-        <w:rPr>
-          <w:vertAlign w:val="superscript"/>
-        </w:rPr>
-        <w:t>20</w:t>
-      </w:r>
-      <w:r>
-        <w:t xml:space="preserve"> </w:t>
-      </w:r>
-      <w:r>
-        <w:rPr>
-          <w:lang w:val="en-US"/>
-        </w:rPr>
-        <w:t>mod</w:t>
-      </w:r>
-      <w:r>
-        <w:t xml:space="preserve"> 41 = </w:t>
-      </w:r>
-      <w:r>
-        <w:rPr>
-          <w:lang w:val="en-US"/>
-        </w:rPr>
-        <w:t>1</w:t>
-      </w:r>
-    </w:p>
-    <w:p>
-      <w:pPr>
-        <w:rPr>
-          <w:lang w:val="en-US"/>
-        </w:rPr>
-      </w:pPr>
-      <w:r>
-        <w:t>2</w:t>
-      </w:r>
-      <w:r>
-        <w:rPr>
-          <w:vertAlign w:val="superscript"/>
-        </w:rPr>
-        <w:t>40/5</w:t>
-      </w:r>
-      <w:r>
-        <w:t xml:space="preserve"> </w:t>
-      </w:r>
-      <w:r>
-        <w:rPr>
-          <w:lang w:val="en-US"/>
-        </w:rPr>
-        <w:t>mod</w:t>
-      </w:r>
-      <w:r>
-        <w:t xml:space="preserve"> 41 = 2</w:t>
       </w:r>
       <w:r>
         <w:rPr>
@@ -2635,6 +2618,7 @@
         </w:rPr>
         <w:t xml:space="preserve"> = </w:t>
       </w:r>
+      <w:proofErr w:type="gramStart"/>
       <w:r>
         <w:t>НОД</w:t>
       </w:r>
@@ -2644,6 +2628,7 @@
         </w:rPr>
         <w:t>(</w:t>
       </w:r>
+      <w:proofErr w:type="gramEnd"/>
       <w:r>
         <w:rPr>
           <w:lang w:val="en-US"/>
@@ -2662,12 +2647,14 @@
         </w:rPr>
         <w:t>b</w:t>
       </w:r>
+      <w:proofErr w:type="gramStart"/>
       <w:r>
         <w:rPr>
           <w:lang w:val="en-US"/>
         </w:rPr>
         <w:t xml:space="preserve">),   </w:t>
       </w:r>
+      <w:proofErr w:type="gramEnd"/>
       <w:r>
         <w:rPr>
           <w:lang w:val="en-US"/>
@@ -4004,6 +3991,7 @@
         <w:docPartUnique/>
       </w:docPartObj>
     </w:sdtPr>
+    <w:sdtEndPr/>
     <w:sdtContent>
       <w:p>
         <w:pPr>

--- a/Lab3/Алгоритмы.docx
+++ b/Lab3/Алгоритмы.docx
@@ -865,11 +865,6 @@
       </w:r>
     </w:p>
     <w:p>
-      <w:pPr>
-        <w:rPr>
-          <w:lang w:val="en-US"/>
-        </w:rPr>
-      </w:pPr>
       <w:r>
         <w:t>2</w:t>
       </w:r>
@@ -910,18 +905,10 @@
         <w:t xml:space="preserve"> 41 = </w:t>
       </w:r>
       <w:r>
-        <w:rPr>
-          <w:lang w:val="en-US"/>
-        </w:rPr>
         <w:t>1</w:t>
       </w:r>
     </w:p>
     <w:p>
-      <w:pPr>
-        <w:rPr>
-          <w:lang w:val="en-US"/>
-        </w:rPr>
-      </w:pPr>
       <w:r>
         <w:t>2</w:t>
       </w:r>
@@ -962,9 +949,6 @@
         <w:t xml:space="preserve"> 41 = </w:t>
       </w:r>
       <w:r>
-        <w:rPr>
-          <w:lang w:val="en-US"/>
-        </w:rPr>
         <w:t>10</w:t>
       </w:r>
     </w:p>
@@ -976,13 +960,7 @@
     <w:p/>
     <w:p>
       <w:r>
-        <w:t xml:space="preserve">Проверяем, является ли число </w:t>
-      </w:r>
-      <w:r>
-        <w:t>3</w:t>
-      </w:r>
-      <w:r>
-        <w:t xml:space="preserve"> первообразным корнем по модулю </w:t>
+        <w:t xml:space="preserve">Проверяем, является ли число 3 первообразным корнем по модулю </w:t>
       </w:r>
       <w:r>
         <w:t>41:</w:t>
@@ -1096,13 +1074,7 @@
     <w:p/>
     <w:p>
       <w:r>
-        <w:t xml:space="preserve">Проверяем, является ли число </w:t>
-      </w:r>
-      <w:r>
-        <w:t>4</w:t>
-      </w:r>
-      <w:r>
-        <w:t xml:space="preserve"> первообразным корнем по модулю </w:t>
+        <w:t xml:space="preserve">Проверяем, является ли число 4 первообразным корнем по модулю </w:t>
       </w:r>
       <w:r>
         <w:t>41:</w:t>
@@ -1216,24 +1188,13 @@
     <w:p/>
     <w:p>
       <w:r>
-        <w:t xml:space="preserve">Проверяем, является ли число </w:t>
-      </w:r>
-      <w:r>
-        <w:t>5</w:t>
-      </w:r>
-      <w:r>
-        <w:t xml:space="preserve"> первообразным корнем по модулю </w:t>
+        <w:t xml:space="preserve">Проверяем, является ли число 5 первообразным корнем по модулю </w:t>
       </w:r>
       <w:r>
         <w:t>41:</w:t>
       </w:r>
     </w:p>
     <w:p>
-      <w:pPr>
-        <w:rPr>
-          <w:lang w:val="en-US"/>
-        </w:rPr>
-      </w:pPr>
       <w:r>
         <w:t>5</w:t>
       </w:r>
@@ -1277,18 +1238,10 @@
         <w:t xml:space="preserve"> 41 = </w:t>
       </w:r>
       <w:r>
-        <w:rPr>
-          <w:lang w:val="en-US"/>
-        </w:rPr>
         <w:t>1</w:t>
       </w:r>
     </w:p>
     <w:p>
-      <w:pPr>
-        <w:rPr>
-          <w:lang w:val="en-US"/>
-        </w:rPr>
-      </w:pPr>
       <w:r>
         <w:t>5</w:t>
       </w:r>
@@ -1332,21 +1285,12 @@
         <w:t xml:space="preserve"> 41 = </w:t>
       </w:r>
       <w:r>
-        <w:rPr>
-          <w:lang w:val="en-US"/>
-        </w:rPr>
         <w:t>18</w:t>
       </w:r>
     </w:p>
     <w:p>
       <w:r>
-        <w:t xml:space="preserve">Число </w:t>
-      </w:r>
-      <w:r>
-        <w:t>5</w:t>
-      </w:r>
-      <w:r>
-        <w:t xml:space="preserve"> не является первообразным корнем по модулю 41</w:t>
+        <w:t>Число 5 не является первообразным корнем по модулю 41</w:t>
       </w:r>
     </w:p>
     <w:p/>
@@ -2493,42 +2437,28 @@
     </w:tbl>
     <w:p/>
     <w:p>
-      <w:pPr>
-        <w:rPr>
-          <w:lang w:val="en-US"/>
-        </w:rPr>
-      </w:pPr>
-      <w:r>
-        <w:t>Первообразные корни по модулю 40</w:t>
-      </w:r>
-      <w:r>
-        <w:rPr>
-          <w:lang w:val="en-US"/>
-        </w:rPr>
+      <w:r>
+        <w:t>Все п</w:t>
+      </w:r>
+      <w:r>
+        <w:t>ервообразные корни по модулю 4</w:t>
+      </w:r>
+      <w:r>
+        <w:t>1</w:t>
+      </w:r>
+      <w:r>
         <w:t xml:space="preserve">: </w:t>
       </w:r>
       <w:r>
-        <w:rPr>
-          <w:lang w:val="en-US"/>
-        </w:rPr>
         <w:t>6,</w:t>
       </w:r>
       <w:r>
-        <w:rPr>
-          <w:lang w:val="en-US"/>
-        </w:rPr>
         <w:t xml:space="preserve"> </w:t>
       </w:r>
       <w:r>
-        <w:rPr>
-          <w:lang w:val="en-US"/>
-        </w:rPr>
         <w:t>7,</w:t>
       </w:r>
       <w:r>
-        <w:rPr>
-          <w:lang w:val="en-US"/>
-        </w:rPr>
         <w:t xml:space="preserve"> 11, 12, 13, 15, 17, 19, 22, 24, 26, 28, 29, 30, 34, 35</w:t>
       </w:r>
     </w:p>
@@ -3945,11 +3875,9 @@
       </w:r>
     </w:p>
     <w:sectPr>
-      <w:footerReference w:type="default" r:id="rId8"/>
       <w:pgSz w:w="11906" w:h="16838"/>
       <w:pgMar w:top="1134" w:right="850" w:bottom="1134" w:left="1701" w:header="709" w:footer="227" w:gutter="0"/>
       <w:cols w:space="708"/>
-      <w:titlePg/>
       <w:docGrid w:linePitch="381"/>
     </w:sectPr>
   </w:body>
@@ -3979,49 +3907,6 @@
     </w:p>
   </w:endnote>
 </w:endnotes>
-</file>
-
-<file path=word/footer1.xml><?xml version="1.0" encoding="utf-8"?>
-<w:ftr xmlns:wpc="http://schemas.microsoft.com/office/word/2010/wordprocessingCanvas" xmlns:cx="http://schemas.microsoft.com/office/drawing/2014/chartex" xmlns:cx1="http://schemas.microsoft.com/office/drawing/2015/9/8/chartex" xmlns:cx2="http://schemas.microsoft.com/office/drawing/2015/10/21/chartex" xmlns:cx3="http://schemas.microsoft.com/office/drawing/2016/5/9/chartex" xmlns:cx4="http://schemas.microsoft.com/office/drawing/2016/5/10/chartex" xmlns:cx5="http://schemas.microsoft.com/office/drawing/2016/5/11/chartex" xmlns:cx6="http://schemas.microsoft.com/office/drawing/2016/5/12/chartex" xmlns:cx7="http://schemas.microsoft.com/office/drawing/2016/5/13/chartex" xmlns:cx8="http://schemas.microsoft.com/office/drawing/2016/5/14/chartex" xmlns:mc="http://schemas.openxmlformats.org/markup-compatibility/2006" xmlns:aink="http://schemas.microsoft.com/office/drawing/2016/ink" xmlns:am3d="http://schemas.microsoft.com/office/drawing/2017/model3d" xmlns:o="urn:schemas-microsoft-com:office:office" xmlns:oel="http://schemas.microsoft.com/office/2019/extlst" xmlns:r="http://schemas.openxmlformats.org/officeDocument/2006/relationships" xmlns:m="http://schemas.openxmlformats.org/officeDocument/2006/math" xmlns:v="urn:schemas-microsoft-com:vml" xmlns:wp14="http://schemas.microsoft.com/office/word/2010/wordprocessingDrawing" xmlns:wp="http://schemas.openxmlformats.org/drawingml/2006/wordprocessingDrawing" xmlns:w10="urn:schemas-microsoft-com:office:word" xmlns:w="http://schemas.openxmlformats.org/wordprocessingml/2006/main" xmlns:w14="http://schemas.microsoft.com/office/word/2010/wordml" xmlns:w15="http://schemas.microsoft.com/office/word/2012/wordml" xmlns:w16cex="http://schemas.microsoft.com/office/word/2018/wordml/cex" xmlns:w16cid="http://schemas.microsoft.com/office/word/2016/wordml/cid" xmlns:w16="http://schemas.microsoft.com/office/word/2018/wordml" xmlns:w16du="http://schemas.microsoft.com/office/word/2023/wordml/word16du" xmlns:w16sdtdh="http://schemas.microsoft.com/office/word/2020/wordml/sdtdatahash" xmlns:w16sdtfl="http://schemas.microsoft.com/office/word/2024/wordml/sdtformatlock" xmlns:w16se="http://schemas.microsoft.com/office/word/2015/wordml/symex" xmlns:wpg="http://schemas.microsoft.com/office/word/2010/wordprocessingGroup" xmlns:wpi="http://schemas.microsoft.com/office/word/2010/wordprocessingInk" xmlns:wne="http://schemas.microsoft.com/office/word/2006/wordml" xmlns:wps="http://schemas.microsoft.com/office/word/2010/wordprocessingShape" mc:Ignorable="w14 w15 w16se w16cid w16 w16cex w16sdtdh w16sdtfl w16du wp14">
-  <w:sdt>
-    <w:sdtPr>
-      <w:id w:val="-276498126"/>
-      <w:docPartObj>
-        <w:docPartGallery w:val="Page Numbers (Bottom of Page)"/>
-        <w:docPartUnique/>
-      </w:docPartObj>
-    </w:sdtPr>
-    <w:sdtEndPr/>
-    <w:sdtContent>
-      <w:p>
-        <w:pPr>
-          <w:pStyle w:val="ac"/>
-          <w:jc w:val="center"/>
-        </w:pPr>
-        <w:r>
-          <w:fldChar w:fldCharType="begin"/>
-        </w:r>
-        <w:r>
-          <w:instrText>PAGE   \* MERGEFORMAT</w:instrText>
-        </w:r>
-        <w:r>
-          <w:fldChar w:fldCharType="separate"/>
-        </w:r>
-        <w:r>
-          <w:t>2</w:t>
-        </w:r>
-        <w:r>
-          <w:fldChar w:fldCharType="end"/>
-        </w:r>
-      </w:p>
-    </w:sdtContent>
-  </w:sdt>
-  <w:p>
-    <w:pPr>
-      <w:pStyle w:val="ac"/>
-    </w:pPr>
-  </w:p>
-</w:ftr>
 </file>
 
 <file path=word/footnotes.xml><?xml version="1.0" encoding="utf-8"?>
